--- a/materialien/Akte6_Datenspuren/5_Loesungen/DD_A6_AB1_Das_Phantom_LSG.docx
+++ b/materialien/Akte6_Datenspuren/5_Loesungen/DD_A6_AB1_Das_Phantom_LSG.docx
@@ -2311,7 +2311,7 @@
               <w:pStyle w:val="DDTabellentext"/>
             </w:pPr>
             <w:r>
-              <w:t>Ordne jeder Situation den Grundsatz zu, der verletzt wird (Beweisstück 1).</w:t>
+              <w:t>Gib zu jeder Situation den Grundsatz an, der verletzt wird (Beweisstück 1).</w:t>
             </w:r>
           </w:p>
           <w:tbl>
@@ -3904,7 +3904,7 @@
               <w:pStyle w:val="DDTabellentext"/>
             </w:pPr>
             <w:r>
-              <w:t xml:space="preserve">Ermittle im </w:t>
+              <w:t xml:space="preserve">Bestimme im </w:t>
             </w:r>
             <w:r>
               <w:rPr>
@@ -3913,7 +3913,7 @@
               <w:t>Schlussplädoyer</w:t>
             </w:r>
             <w:r>
-              <w:t xml:space="preserve"> (A6-E1-09 … 14) Schritt für Schritt und halte jedes Indiz fest.</w:t>
+              <w:t xml:space="preserve"> (A6-E1-09 … 14) Schritt für Schritt die Indizien und gib jedes hier an.</w:t>
             </w:r>
           </w:p>
           <w:tbl>
@@ -8196,16 +8196,16 @@
               <w:pStyle w:val="DDTabellentext"/>
             </w:pPr>
             <w:r>
-              <w:t xml:space="preserve">Schlage eine Regel vor, ab welcher Gruppengröße die Stadt Zahlen aus dem Einwohnerverzeichnis (gruppiert nach Jahrgang und Stadtteil) veröffentlichen darf. </w:t>
+              <w:t xml:space="preserve">Entwickle eine Regel, ab welcher Gruppengröße die Stadt Zahlen aus dem Einwohnerverzeichnis (gruppiert nach Jahrgang und Stadtteil) veröffentlichen darf. </w:t>
             </w:r>
             <w:r>
               <w:rPr>
                 <w:b/>
               </w:rPr>
-              <w:t>Prüfe</w:t>
+              <w:t>Wende</w:t>
             </w:r>
             <w:r>
-              <w:t xml:space="preserve"> deine Regel per SQL an der Tabelle Einwohner – und finde eine Vergröberung, mit der mehr Gruppen groß genug werden.</w:t>
+              <w:t xml:space="preserve"> deine Regel per SQL auf die Tabelle Einwohner an – und entwickle eine Vergröberung, mit der mehr Gruppen groß genug werden.</w:t>
             </w:r>
           </w:p>
           <w:tbl>
